--- a/README.docx
+++ b/README.docx
@@ -401,7 +401,23 @@
           <w:color w:val="111111"/>
           <w:lang w:val="bg-BG"/>
         </w:rPr>
-        <w:t>musicshop_last.sql</w:t>
+        <w:t>musicshop_</w:t>
+      </w:r>
+      <w:r>
+        <w:rPr>
+          <w:rStyle w:val="HTMLCode"/>
+          <w:color w:val="111111"/>
+          <w:lang w:val="bg-BG"/>
+        </w:rPr>
+        <w:t>db</w:t>
+      </w:r>
+      <w:r>
+        <w:rPr>
+          <w:rStyle w:val="HTMLCode"/>
+          <w:color w:val="111111"/>
+          <w:lang w:val="bg-BG"/>
+        </w:rPr>
+        <w:t>.sql</w:t>
       </w:r>
       <w:r>
         <w:rPr>
@@ -1010,132 +1026,6 @@
         </w:rPr>
         <w:t>Linux</w:t>
       </w:r>
-      <w:r>
-        <w:rPr>
-          <w:rFonts w:eastAsia="Times New Roman" w:cs="Arial" w:ascii="Arial" w:hAnsi="Arial"/>
-          <w:color w:val="111111"/>
-          <w:sz w:val="22"/>
-          <w:szCs w:val="22"/>
-          <w:lang w:val="bg-BG"/>
-        </w:rPr>
-        <w:t>;</w:t>
-      </w:r>
-    </w:p>
-    <w:p>
-      <w:pPr>
-        <w:pStyle w:val="Normal"/>
-        <w:numPr>
-          <w:ilvl w:val="0"/>
-          <w:numId w:val="3"/>
-        </w:numPr>
-        <w:spacing w:before="0" w:after="0"/>
-        <w:rPr>
-          <w:rFonts w:ascii="Arial" w:hAnsi="Arial" w:eastAsia="Times New Roman" w:cs="Arial"/>
-          <w:color w:val="111111"/>
-          <w:sz w:val="22"/>
-          <w:szCs w:val="22"/>
-          <w:lang w:val="bg-BG"/>
-        </w:rPr>
-      </w:pPr>
-      <w:r>
-        <w:rPr>
-          <w:rStyle w:val="HTMLCode"/>
-          <w:color w:val="111111"/>
-          <w:lang w:val="bg-BG"/>
-        </w:rPr>
-        <w:t>reset_db_kala.sh</w:t>
-      </w:r>
-      <w:r>
-        <w:rPr>
-          <w:rFonts w:eastAsia="Times New Roman" w:cs="Arial" w:ascii="Arial" w:hAnsi="Arial"/>
-          <w:color w:val="111111"/>
-          <w:sz w:val="22"/>
-          <w:szCs w:val="22"/>
-          <w:lang w:val="bg-BG"/>
-        </w:rPr>
-        <w:t xml:space="preserve"> - създава наново база </w:t>
-      </w:r>
-      <w:r>
-        <w:rPr>
-          <w:rStyle w:val="HTMLCode"/>
-          <w:color w:val="111111"/>
-          <w:lang w:val="bg-BG"/>
-        </w:rPr>
-        <w:t>musicshop</w:t>
-      </w:r>
-      <w:r>
-        <w:rPr>
-          <w:rFonts w:eastAsia="Times New Roman" w:cs="Arial" w:ascii="Arial" w:hAnsi="Arial"/>
-          <w:color w:val="111111"/>
-          <w:sz w:val="22"/>
-          <w:szCs w:val="22"/>
-          <w:lang w:val="bg-BG"/>
-        </w:rPr>
-        <w:t xml:space="preserve"> и потребител </w:t>
-      </w:r>
-      <w:r>
-        <w:rPr>
-          <w:rStyle w:val="HTMLCode"/>
-          <w:color w:val="111111"/>
-          <w:lang w:val="bg-BG"/>
-        </w:rPr>
-        <w:t>kala</w:t>
-      </w:r>
-      <w:r>
-        <w:rPr>
-          <w:rFonts w:eastAsia="Times New Roman" w:cs="Arial" w:ascii="Arial" w:hAnsi="Arial"/>
-          <w:color w:val="111111"/>
-          <w:sz w:val="22"/>
-          <w:szCs w:val="22"/>
-          <w:lang w:val="bg-BG"/>
-        </w:rPr>
-        <w:t>;</w:t>
-      </w:r>
-    </w:p>
-    <w:p>
-      <w:pPr>
-        <w:pStyle w:val="Normal"/>
-        <w:numPr>
-          <w:ilvl w:val="0"/>
-          <w:numId w:val="3"/>
-        </w:numPr>
-        <w:spacing w:before="0" w:afterAutospacing="1"/>
-        <w:rPr>
-          <w:rFonts w:ascii="Arial" w:hAnsi="Arial" w:eastAsia="Times New Roman" w:cs="Arial"/>
-          <w:color w:val="111111"/>
-          <w:sz w:val="22"/>
-          <w:szCs w:val="22"/>
-          <w:lang w:val="bg-BG"/>
-        </w:rPr>
-      </w:pPr>
-      <w:r>
-        <w:rPr>
-          <w:rFonts w:eastAsia="Times New Roman" w:cs="Arial" w:ascii="Arial" w:hAnsi="Arial"/>
-          <w:color w:val="111111"/>
-          <w:sz w:val="22"/>
-          <w:szCs w:val="22"/>
-          <w:lang w:val="bg-BG"/>
-        </w:rPr>
-        <w:t xml:space="preserve">папка </w:t>
-      </w:r>
-      <w:r>
-        <w:rPr>
-          <w:rStyle w:val="HTMLCode"/>
-          <w:color w:val="111111"/>
-          <w:lang w:val="bg-BG"/>
-        </w:rPr>
-        <w:t>documentation/</w:t>
-      </w:r>
-      <w:r>
-        <w:rPr>
-          <w:rFonts w:eastAsia="Times New Roman" w:cs="Arial" w:ascii="Arial" w:hAnsi="Arial"/>
-          <w:color w:val="111111"/>
-          <w:sz w:val="22"/>
-          <w:szCs w:val="22"/>
-          <w:lang w:val="bg-BG"/>
-        </w:rPr>
-        <w:t xml:space="preserve"> - документация, не е нужна за самата работа на сайта.</w:t>
-      </w:r>
     </w:p>
     <w:p>
       <w:pPr>
@@ -1911,23 +1801,7 @@
           <w:color w:val="111111"/>
           <w:lang w:val="bg-BG"/>
         </w:rPr>
-        <w:t>musicshop_</w:t>
-      </w:r>
-      <w:r>
-        <w:rPr>
-          <w:rStyle w:val="HTMLCode"/>
-          <w:color w:val="111111"/>
-          <w:lang w:val="bg-BG"/>
-        </w:rPr>
-        <w:t>db</w:t>
-      </w:r>
-      <w:r>
-        <w:rPr>
-          <w:rStyle w:val="HTMLCode"/>
-          <w:color w:val="111111"/>
-          <w:lang w:val="bg-BG"/>
-        </w:rPr>
-        <w:t>.sql</w:t>
+        <w:t>musicshop_db.sql</w:t>
       </w:r>
       <w:r>
         <w:rPr>
@@ -2822,7 +2696,23 @@
           <w:color w:val="111111"/>
           <w:lang w:val="bg-BG"/>
         </w:rPr>
-        <w:t>musicshop_last.sql</w:t>
+        <w:t>musicshop_</w:t>
+      </w:r>
+      <w:r>
+        <w:rPr>
+          <w:rStyle w:val="HTMLCode"/>
+          <w:color w:val="111111"/>
+          <w:lang w:val="bg-BG"/>
+        </w:rPr>
+        <w:t>db</w:t>
+      </w:r>
+      <w:r>
+        <w:rPr>
+          <w:rStyle w:val="HTMLCode"/>
+          <w:color w:val="111111"/>
+          <w:lang w:val="bg-BG"/>
+        </w:rPr>
+        <w:t>.sql</w:t>
       </w:r>
       <w:r>
         <w:rPr>
@@ -2913,7 +2803,23 @@
           <w:color w:val="111111"/>
           <w:lang w:val="bg-BG"/>
         </w:rPr>
-        <w:t>В проекта има три полезни Linux скрипта:</w:t>
+        <w:t xml:space="preserve">В проекта има </w:t>
+      </w:r>
+      <w:r>
+        <w:rPr>
+          <w:rFonts w:cs="Arial" w:ascii="Arial" w:hAnsi="Arial"/>
+          <w:color w:val="111111"/>
+          <w:lang w:val="bg-BG"/>
+        </w:rPr>
+        <w:t>два</w:t>
+      </w:r>
+      <w:r>
+        <w:rPr>
+          <w:rFonts w:cs="Arial" w:ascii="Arial" w:hAnsi="Arial"/>
+          <w:color w:val="111111"/>
+          <w:lang w:val="bg-BG"/>
+        </w:rPr>
+        <w:t xml:space="preserve"> полезни Linux скрипта:</w:t>
       </w:r>
     </w:p>
     <w:p>
@@ -3056,95 +2962,6 @@
           <w:lang w:val="bg-BG"/>
         </w:rPr>
         <w:t>;</w:t>
-      </w:r>
-    </w:p>
-    <w:p>
-      <w:pPr>
-        <w:pStyle w:val="Normal"/>
-        <w:numPr>
-          <w:ilvl w:val="0"/>
-          <w:numId w:val="13"/>
-        </w:numPr>
-        <w:spacing w:before="0" w:afterAutospacing="1"/>
-        <w:rPr>
-          <w:rFonts w:ascii="Arial" w:hAnsi="Arial" w:eastAsia="Times New Roman" w:cs="Arial"/>
-          <w:color w:val="111111"/>
-          <w:sz w:val="22"/>
-          <w:szCs w:val="22"/>
-          <w:lang w:val="bg-BG"/>
-        </w:rPr>
-      </w:pPr>
-      <w:r>
-        <w:rPr>
-          <w:rStyle w:val="HTMLCode"/>
-          <w:color w:val="111111"/>
-          <w:lang w:val="bg-BG"/>
-        </w:rPr>
-        <w:t>reset_db_kala.sh</w:t>
-      </w:r>
-      <w:r>
-        <w:rPr>
-          <w:rFonts w:eastAsia="Times New Roman" w:cs="Arial" w:ascii="Arial" w:hAnsi="Arial"/>
-          <w:color w:val="111111"/>
-          <w:sz w:val="22"/>
-          <w:szCs w:val="22"/>
-          <w:lang w:val="bg-BG"/>
-        </w:rPr>
-        <w:t xml:space="preserve"> - изтрива и създава наново база </w:t>
-      </w:r>
-      <w:r>
-        <w:rPr>
-          <w:rStyle w:val="HTMLCode"/>
-          <w:color w:val="111111"/>
-          <w:lang w:val="bg-BG"/>
-        </w:rPr>
-        <w:t>musicshop</w:t>
-      </w:r>
-      <w:r>
-        <w:rPr>
-          <w:rFonts w:eastAsia="Times New Roman" w:cs="Arial" w:ascii="Arial" w:hAnsi="Arial"/>
-          <w:color w:val="111111"/>
-          <w:sz w:val="22"/>
-          <w:szCs w:val="22"/>
-          <w:lang w:val="bg-BG"/>
-        </w:rPr>
-        <w:t xml:space="preserve"> и потребител </w:t>
-      </w:r>
-      <w:r>
-        <w:rPr>
-          <w:rStyle w:val="HTMLCode"/>
-          <w:color w:val="111111"/>
-          <w:lang w:val="bg-BG"/>
-        </w:rPr>
-        <w:t>kala</w:t>
-      </w:r>
-      <w:r>
-        <w:rPr>
-          <w:rFonts w:eastAsia="Times New Roman" w:cs="Arial" w:ascii="Arial" w:hAnsi="Arial"/>
-          <w:color w:val="111111"/>
-          <w:sz w:val="22"/>
-          <w:szCs w:val="22"/>
-          <w:lang w:val="bg-BG"/>
-        </w:rPr>
-        <w:t xml:space="preserve"> с парола </w:t>
-      </w:r>
-      <w:r>
-        <w:rPr>
-          <w:rStyle w:val="HTMLCode"/>
-          <w:color w:val="111111"/>
-          <w:lang w:val="bg-BG"/>
-        </w:rPr>
-        <w:t>kala</w:t>
-      </w:r>
-      <w:r>
-        <w:rPr>
-          <w:rFonts w:eastAsia="Times New Roman" w:cs="Arial" w:ascii="Arial" w:hAnsi="Arial"/>
-          <w:color w:val="111111"/>
-          <w:sz w:val="22"/>
-          <w:szCs w:val="22"/>
-          <w:lang w:val="bg-BG"/>
-        </w:rPr>
-        <w:t>.</w:t>
       </w:r>
     </w:p>
     <w:p>
@@ -5939,12 +5756,13 @@
     <w:qFormat/>
     <w:pPr>
       <w:widowControl/>
+      <w:suppressAutoHyphens w:val="true"/>
       <w:bidi w:val="0"/>
       <w:spacing w:before="0" w:after="0"/>
       <w:jc w:val="start"/>
     </w:pPr>
     <w:rPr>
-      <w:rFonts w:eastAsia="" w:eastAsiaTheme="minorEastAsia" w:ascii="Times New Roman" w:hAnsi="Times New Roman" w:cs="Times New Roman"/>
+      <w:rFonts w:ascii="Times New Roman" w:hAnsi="Times New Roman" w:eastAsia="" w:cs="Times New Roman" w:eastAsiaTheme="minorEastAsia"/>
       <w:color w:val="auto"/>
       <w:kern w:val="0"/>
       <w:sz w:val="24"/>
